--- a/00_제출/제출본/20260614_데이콘_JB금융그룹_Fin_AI_Challenge_기능명세서_양식.docx
+++ b/00_제출/제출본/20260614_데이콘_JB금융그룹_Fin_AI_Challenge_기능명세서_양식.docx
@@ -960,9 +960,22 @@
               <w:jc w:val="center"/>
             </w:pPr>
             <w:r>
+              <w:rPr>
+                <w:i/>
+                <w:color w:val="606060"/>
+                <w:sz w:val="16"/>
+              </w:rPr>
+              <w:t>[그림] 전체 시스템 아키텍처 — 8계층 (사용자→콘솔→런타임→에이전트14·스킬25→데이터 거버넌스 게이트★→모델/커넥터/기록·통제)</w:t>
+            </w:r>
+          </w:p>
+          <w:p>
+            <w:pPr>
+              <w:jc w:val="center"/>
+            </w:pPr>
+            <w:r>
               <w:drawing>
                 <wp:inline xmlns:a="http://schemas.openxmlformats.org/drawingml/2006/main" xmlns:pic="http://schemas.openxmlformats.org/drawingml/2006/picture">
-                  <wp:extent cx="5394960" cy="5501041"/>
+                  <wp:extent cx="5760720" cy="2168361"/>
                   <wp:docPr id="3" name="Picture 3"/>
                   <wp:cNvGraphicFramePr>
                     <a:graphicFrameLocks noChangeAspect="1"/>
@@ -975,7 +988,7 @@
                           <pic:cNvPicPr/>
                         </pic:nvPicPr>
                         <pic:blipFill>
-                          <a:blip r:embed="rId13"/>
+                          <a:blip r:embed="rId14"/>
                           <a:stretch>
                             <a:fillRect/>
                           </a:stretch>
@@ -983,7 +996,7 @@
                         <pic:spPr>
                           <a:xfrm>
                             <a:off x="0" y="0"/>
-                            <a:ext cx="5394960" cy="5501041"/>
+                            <a:ext cx="5760720" cy="2168361"/>
                           </a:xfrm>
                           <a:prstGeom prst="rect"/>
                         </pic:spPr>
@@ -1004,7 +1017,7 @@
                 <w:color w:val="606060"/>
                 <w:sz w:val="16"/>
               </w:rPr>
-              <w:t>[그림] 전체 시스템 아키텍처 — 8계층 (사용자→콘솔→런타임→에이전트14·스킬25→데이터 거버넌스 게이트★→모델/커넥터/기록·통제)</w:t>
+              <w:t>[그림] 시스템 구성도(추상) — 사용자→콘솔→런타임→에이전트14·스킬25→데이터 거버넌스 게이트★→모델(온프레/외부) + 커넥터·기록통제</w:t>
             </w:r>
           </w:p>
         </w:tc>
@@ -2339,6 +2352,55 @@
               </w:rPr>
               <w:br/>
               <w:t>· 전체 커밋 변경이력: 00_제출/기능-변경이력.md</w:t>
+            </w:r>
+          </w:p>
+          <w:p/>
+          <w:p>
+            <w:r>
+              <w:rPr>
+                <w:b/>
+                <w:sz w:val="18"/>
+              </w:rPr>
+              <w:t>[부록 E] 상세 시스템 구성도 — 전 컴포넌트(계층별 색 코딩, 정적 MVP + 본선 목표)</w:t>
+            </w:r>
+          </w:p>
+          <w:p>
+            <w:pPr>
+              <w:jc w:val="center"/>
+            </w:pPr>
+            <w:r>
+              <w:drawing>
+                <wp:inline xmlns:a="http://schemas.openxmlformats.org/drawingml/2006/main" xmlns:pic="http://schemas.openxmlformats.org/drawingml/2006/picture">
+                  <wp:extent cx="5760720" cy="4158722"/>
+                  <wp:docPr id="4" name="Picture 4"/>
+                  <wp:cNvGraphicFramePr>
+                    <a:graphicFrameLocks noChangeAspect="1"/>
+                  </wp:cNvGraphicFramePr>
+                  <a:graphic>
+                    <a:graphicData uri="http://schemas.openxmlformats.org/drawingml/2006/picture">
+                      <pic:pic>
+                        <pic:nvPicPr>
+                          <pic:cNvPr id="0" name="system-architecture-full.png"/>
+                          <pic:cNvPicPr/>
+                        </pic:nvPicPr>
+                        <pic:blipFill>
+                          <a:blip r:embed="rId15"/>
+                          <a:stretch>
+                            <a:fillRect/>
+                          </a:stretch>
+                        </pic:blipFill>
+                        <pic:spPr>
+                          <a:xfrm>
+                            <a:off x="0" y="0"/>
+                            <a:ext cx="5760720" cy="4158722"/>
+                          </a:xfrm>
+                          <a:prstGeom prst="rect"/>
+                        </pic:spPr>
+                      </pic:pic>
+                    </a:graphicData>
+                  </a:graphic>
+                </wp:inline>
+              </w:drawing>
             </w:r>
           </w:p>
         </w:tc>
